--- a/lab-g/PTW-LG-grN-nazwisko-imie.docx
+++ b/lab-g/PTW-LG-grN-nazwisko-imie.docx
@@ -15,11 +15,11 @@
           <w:bottom w:w="0" w:type="dxa"/>
           <w:end w:w="108" w:type="dxa"/>
         </w:tblCellMar>
-        <w:tblLook w:firstRow="1" w:noVBand="1" w:lastRow="0" w:firstColumn="1" w:lastColumn="0" w:noHBand="0" w:val="04a0"/>
+        <w:tblLook w:val="04a0" w:noVBand="1" w:noHBand="0" w:lastColumn="0" w:firstColumn="1" w:lastRow="0" w:firstRow="1"/>
       </w:tblPr>
       <w:tblGrid>
-        <w:gridCol w:w="1694"/>
-        <w:gridCol w:w="4255"/>
+        <w:gridCol w:w="1692"/>
+        <w:gridCol w:w="4257"/>
         <w:gridCol w:w="4507"/>
       </w:tblGrid>
       <w:tr>
@@ -28,7 +28,7 @@
         </w:trPr>
         <w:tc>
           <w:tcPr>
-            <w:tcW w:w="1694" w:type="dxa"/>
+            <w:tcW w:w="1692" w:type="dxa"/>
             <w:vMerge w:val="restart"/>
             <w:tcBorders>
               <w:top w:val="single" w:sz="4" w:space="0" w:color="D9D9D9"/>
@@ -116,7 +116,7 @@
         </w:tc>
         <w:tc>
           <w:tcPr>
-            <w:tcW w:w="4255" w:type="dxa"/>
+            <w:tcW w:w="4257" w:type="dxa"/>
             <w:vMerge w:val="restart"/>
             <w:tcBorders>
               <w:top w:val="single" w:sz="4" w:space="0" w:color="D9D9D9"/>
@@ -177,7 +177,7 @@
                 <w:szCs w:val="28"/>
                 <w:lang w:val="pl-PL" w:eastAsia="en-US" w:bidi="ar-SA"/>
               </w:rPr>
-              <w:t>Nazwisko</w:t>
+              <w:t>barczyk</w:t>
             </w:r>
             <w:r>
               <w:rPr>
@@ -237,7 +237,7 @@
                 <w:szCs w:val="28"/>
                 <w:lang w:val="pl-PL" w:eastAsia="en-US" w:bidi="ar-SA"/>
               </w:rPr>
-              <w:t>Imię</w:t>
+              <w:t>jakub</w:t>
             </w:r>
             <w:r>
               <w:rPr>
@@ -309,7 +309,7 @@
                 <w:szCs w:val="22"/>
                 <w:lang w:val="pl-PL" w:eastAsia="en-US" w:bidi="ar-SA"/>
               </w:rPr>
-              <w:t>00000</w:t>
+              <w:t>57722</w:t>
             </w:r>
             <w:r>
               <w:rPr>
@@ -381,7 +381,7 @@
                 <w:szCs w:val="22"/>
                 <w:lang w:val="pl-PL" w:eastAsia="en-US" w:bidi="ar-SA"/>
               </w:rPr>
-              <w:t>N</w:t>
+              <w:t>250a</w:t>
             </w:r>
             <w:r>
               <w:rPr>
@@ -500,7 +500,7 @@
         </w:trPr>
         <w:tc>
           <w:tcPr>
-            <w:tcW w:w="1694" w:type="dxa"/>
+            <w:tcW w:w="1692" w:type="dxa"/>
             <w:vMerge w:val="continue"/>
             <w:tcBorders>
               <w:top w:val="single" w:sz="4" w:space="0" w:color="D9D9D9"/>
@@ -539,7 +539,7 @@
         </w:tc>
         <w:tc>
           <w:tcPr>
-            <w:tcW w:w="4255" w:type="dxa"/>
+            <w:tcW w:w="4257" w:type="dxa"/>
             <w:vMerge w:val="continue"/>
             <w:tcBorders>
               <w:top w:val="single" w:sz="4" w:space="0" w:color="D9D9D9"/>
@@ -607,7 +607,7 @@
         </w:trPr>
         <w:tc>
           <w:tcPr>
-            <w:tcW w:w="1694" w:type="dxa"/>
+            <w:tcW w:w="1692" w:type="dxa"/>
             <w:tcBorders>
               <w:top w:val="single" w:sz="4" w:space="0" w:color="D9D9D9"/>
               <w:start w:val="single" w:sz="4" w:space="0" w:color="D9D9D9"/>
@@ -693,7 +693,7 @@
         </w:tc>
         <w:tc>
           <w:tcPr>
-            <w:tcW w:w="4255" w:type="dxa"/>
+            <w:tcW w:w="4257" w:type="dxa"/>
             <w:vMerge w:val="continue"/>
             <w:tcBorders>
               <w:top w:val="single" w:sz="4" w:space="0" w:color="D9D9D9"/>
@@ -808,7 +808,7 @@
           </w:r>
           <w:r>
             <w:rPr>
-              <w:rStyle w:val="czeindeksu"/>
+              <w:rStyle w:val="IndexLink"/>
               <w:vanish w:val="false"/>
               <w:webHidden/>
               <w:lang w:val="pl-PL"/>
@@ -817,7 +817,7 @@
           </w:r>
           <w:r>
             <w:rPr>
-              <w:rStyle w:val="czeindeksu"/>
+              <w:rStyle w:val="IndexLink"/>
               <w:vanish w:val="false"/>
               <w:webHidden/>
               <w:lang w:val="pl-PL"/>
@@ -827,7 +827,7 @@
           <w:hyperlink w:anchor="_Toc230299472">
             <w:r>
               <w:rPr>
-                <w:rStyle w:val="czeindeksu"/>
+                <w:rStyle w:val="IndexLink"/>
                 <w:vanish w:val="false"/>
                 <w:webHidden/>
                 <w:lang w:val="pl-PL"/>
@@ -854,7 +854,7 @@
             </w:r>
             <w:r>
               <w:rPr>
-                <w:rStyle w:val="czeindeksu"/>
+                <w:rStyle w:val="IndexLink"/>
                 <w:vanish w:val="false"/>
               </w:rPr>
               <w:tab/>
@@ -885,7 +885,7 @@
           <w:hyperlink w:anchor="_Toc230299473">
             <w:r>
               <w:rPr>
-                <w:rStyle w:val="czeindeksu"/>
+                <w:rStyle w:val="IndexLink"/>
                 <w:vanish w:val="false"/>
                 <w:webHidden/>
                 <w:lang w:val="pl-PL"/>
@@ -912,7 +912,7 @@
             </w:r>
             <w:r>
               <w:rPr>
-                <w:rStyle w:val="czeindeksu"/>
+                <w:rStyle w:val="IndexLink"/>
                 <w:vanish w:val="false"/>
               </w:rPr>
               <w:tab/>
@@ -943,7 +943,7 @@
           <w:hyperlink w:anchor="_Toc230299474">
             <w:r>
               <w:rPr>
-                <w:rStyle w:val="czeindeksu"/>
+                <w:rStyle w:val="IndexLink"/>
                 <w:vanish w:val="false"/>
                 <w:webHidden/>
                 <w:lang w:val="pl-PL"/>
@@ -970,7 +970,7 @@
             </w:r>
             <w:r>
               <w:rPr>
-                <w:rStyle w:val="czeindeksu"/>
+                <w:rStyle w:val="IndexLink"/>
                 <w:vanish w:val="false"/>
               </w:rPr>
               <w:tab/>
@@ -1001,7 +1001,7 @@
           <w:hyperlink w:anchor="_Toc230299475">
             <w:r>
               <w:rPr>
-                <w:rStyle w:val="czeindeksu"/>
+                <w:rStyle w:val="IndexLink"/>
                 <w:vanish w:val="false"/>
                 <w:webHidden/>
                 <w:lang w:val="pl-PL"/>
@@ -1028,7 +1028,7 @@
             </w:r>
             <w:r>
               <w:rPr>
-                <w:rStyle w:val="czeindeksu"/>
+                <w:rStyle w:val="IndexLink"/>
                 <w:vanish w:val="false"/>
               </w:rPr>
               <w:tab/>
@@ -1077,7 +1077,7 @@
             </w:r>
             <w:r>
               <w:rPr>
-                <w:rStyle w:val="czeindeksu"/>
+                <w:rStyle w:val="IndexLink"/>
                 <w:vanish w:val="false"/>
                 <w:webHidden/>
               </w:rPr>
@@ -1110,7 +1110,7 @@
           <w:hyperlink w:anchor="_Toc230299477">
             <w:r>
               <w:rPr>
-                <w:rStyle w:val="czeindeksu"/>
+                <w:rStyle w:val="IndexLink"/>
                 <w:vanish w:val="false"/>
                 <w:webHidden/>
                 <w:lang w:val="pl-PL"/>
@@ -1137,7 +1137,7 @@
             </w:r>
             <w:r>
               <w:rPr>
-                <w:rStyle w:val="czeindeksu"/>
+                <w:rStyle w:val="IndexLink"/>
                 <w:vanish w:val="false"/>
               </w:rPr>
               <w:tab/>
@@ -1168,7 +1168,7 @@
           <w:hyperlink w:anchor="_Toc230299478">
             <w:r>
               <w:rPr>
-                <w:rStyle w:val="czeindeksu"/>
+                <w:rStyle w:val="IndexLink"/>
                 <w:vanish w:val="false"/>
                 <w:webHidden/>
                 <w:lang w:val="pl-PL"/>
@@ -1195,7 +1195,7 @@
             </w:r>
             <w:r>
               <w:rPr>
-                <w:rStyle w:val="czeindeksu"/>
+                <w:rStyle w:val="IndexLink"/>
                 <w:vanish w:val="false"/>
               </w:rPr>
               <w:tab/>
@@ -1226,7 +1226,7 @@
           <w:hyperlink w:anchor="_Toc230299479">
             <w:r>
               <w:rPr>
-                <w:rStyle w:val="czeindeksu"/>
+                <w:rStyle w:val="IndexLink"/>
                 <w:vanish w:val="false"/>
                 <w:webHidden/>
                 <w:lang w:val="pl-PL"/>
@@ -1253,7 +1253,7 @@
             </w:r>
             <w:r>
               <w:rPr>
-                <w:rStyle w:val="czeindeksu"/>
+                <w:rStyle w:val="IndexLink"/>
                 <w:vanish w:val="false"/>
               </w:rPr>
               <w:tab/>
@@ -1284,7 +1284,7 @@
           <w:hyperlink w:anchor="_Toc230299480">
             <w:r>
               <w:rPr>
-                <w:rStyle w:val="czeindeksu"/>
+                <w:rStyle w:val="IndexLink"/>
                 <w:vanish w:val="false"/>
                 <w:webHidden/>
                 <w:lang w:val="pl-PL"/>
@@ -1311,7 +1311,7 @@
             </w:r>
             <w:r>
               <w:rPr>
-                <w:rStyle w:val="czeindeksu"/>
+                <w:rStyle w:val="IndexLink"/>
                 <w:vanish w:val="false"/>
               </w:rPr>
               <w:tab/>
@@ -1342,7 +1342,7 @@
           <w:hyperlink w:anchor="_Toc230299481">
             <w:r>
               <w:rPr>
-                <w:rStyle w:val="czeindeksu"/>
+                <w:rStyle w:val="IndexLink"/>
                 <w:vanish w:val="false"/>
                 <w:webHidden/>
                 <w:lang w:val="pl-PL"/>
@@ -1369,7 +1369,7 @@
             </w:r>
             <w:r>
               <w:rPr>
-                <w:rStyle w:val="czeindeksu"/>
+                <w:rStyle w:val="IndexLink"/>
                 <w:vanish w:val="false"/>
               </w:rPr>
               <w:tab/>
@@ -1384,7 +1384,7 @@
           </w:hyperlink>
           <w:r>
             <w:rPr>
-              <w:rStyle w:val="czeindeksu"/>
+              <w:rStyle w:val="IndexLink"/>
               <w:vanish w:val="false"/>
             </w:rPr>
             <w:fldChar w:fldCharType="end"/>
@@ -2030,11 +2030,11 @@
           <w:bottom w:w="0" w:type="dxa"/>
           <w:end w:w="108" w:type="dxa"/>
         </w:tblCellMar>
-        <w:tblLook w:firstRow="1" w:noVBand="1" w:lastRow="0" w:firstColumn="1" w:lastColumn="0" w:noHBand="0" w:val="04a0"/>
+        <w:tblLook w:val="04a0" w:noVBand="1" w:noHBand="0" w:lastColumn="0" w:firstColumn="1" w:lastRow="0" w:firstRow="1"/>
       </w:tblPr>
       <w:tblGrid>
-        <w:gridCol w:w="8194"/>
-        <w:gridCol w:w="1136"/>
+        <w:gridCol w:w="8192"/>
+        <w:gridCol w:w="1138"/>
         <w:gridCol w:w="1136"/>
       </w:tblGrid>
       <w:tr>
@@ -2043,7 +2043,7 @@
         </w:trPr>
         <w:tc>
           <w:tcPr>
-            <w:tcW w:w="8194" w:type="dxa"/>
+            <w:tcW w:w="8192" w:type="dxa"/>
             <w:tcBorders/>
             <w:vAlign w:val="center"/>
           </w:tcPr>
@@ -2076,7 +2076,7 @@
         </w:tc>
         <w:tc>
           <w:tcPr>
-            <w:tcW w:w="1136" w:type="dxa"/>
+            <w:tcW w:w="1138" w:type="dxa"/>
             <w:tcBorders/>
             <w:vAlign w:val="center"/>
           </w:tcPr>
@@ -2712,7 +2712,7 @@
         <w:rPr>
           <w:lang w:val="en-US"/>
         </w:rPr>
-        <w:t>00000</w:t>
+        <w:t>57722</w:t>
       </w:r>
       <w:r>
         <w:rPr>
@@ -2849,7 +2849,7 @@
         <w:rPr/>
         <w:drawing>
           <wp:inline distT="0" distB="0" distL="0" distR="0">
-            <wp:extent cx="2155190" cy="899795"/>
+            <wp:extent cx="2155190" cy="1356360"/>
             <wp:effectExtent l="0" t="0" r="0" b="0"/>
             <wp:docPr id="5" name="Obraz 1074447308"/>
             <wp:cNvGraphicFramePr>
@@ -2873,7 +2873,7 @@
                   <pic:spPr bwMode="auto">
                     <a:xfrm>
                       <a:off x="0" y="0"/>
-                      <a:ext cx="2155190" cy="899795"/>
+                      <a:ext cx="2155190" cy="1356360"/>
                     </a:xfrm>
                     <a:prstGeom prst="rect">
                       <a:avLst/>
@@ -2900,11 +2900,11 @@
           <w:bottom w:w="0" w:type="dxa"/>
           <w:end w:w="108" w:type="dxa"/>
         </w:tblCellMar>
-        <w:tblLook w:firstRow="1" w:noVBand="1" w:lastRow="0" w:firstColumn="1" w:lastColumn="0" w:noHBand="0" w:val="04a0"/>
+        <w:tblLook w:val="04a0" w:noVBand="1" w:noHBand="0" w:lastColumn="0" w:firstColumn="1" w:lastRow="0" w:firstRow="1"/>
       </w:tblPr>
       <w:tblGrid>
-        <w:gridCol w:w="8194"/>
-        <w:gridCol w:w="1136"/>
+        <w:gridCol w:w="8192"/>
+        <w:gridCol w:w="1138"/>
         <w:gridCol w:w="1136"/>
       </w:tblGrid>
       <w:tr>
@@ -2913,7 +2913,7 @@
         </w:trPr>
         <w:tc>
           <w:tcPr>
-            <w:tcW w:w="8194" w:type="dxa"/>
+            <w:tcW w:w="8192" w:type="dxa"/>
             <w:tcBorders/>
             <w:vAlign w:val="center"/>
           </w:tcPr>
@@ -2941,6 +2941,39 @@
                 <w:lang w:eastAsia="en-US" w:bidi="ar-SA"/>
               </w:rPr>
               <w:t>Punkty:</w:t>
+            </w:r>
+          </w:p>
+        </w:tc>
+        <w:tc>
+          <w:tcPr>
+            <w:tcW w:w="1138" w:type="dxa"/>
+            <w:tcBorders/>
+            <w:vAlign w:val="center"/>
+          </w:tcPr>
+          <w:p>
+            <w:pPr>
+              <w:pStyle w:val="PunktyTabela"/>
+              <w:widowControl/>
+              <w:suppressAutoHyphens w:val="true"/>
+              <w:spacing w:before="0" w:after="0"/>
+              <w:jc w:val="center"/>
+              <w:rPr>
+                <w:rFonts w:ascii="Calibri" w:hAnsi="Calibri" w:eastAsia="Calibri" w:cs="Arial"/>
+                <w:kern w:val="2"/>
+                <w:sz w:val="22"/>
+                <w:szCs w:val="22"/>
+                <w:lang w:eastAsia="en-US" w:bidi="ar-SA"/>
+              </w:rPr>
+            </w:pPr>
+            <w:r>
+              <w:rPr>
+                <w:rFonts w:eastAsia="Calibri" w:cs="Arial"/>
+                <w:kern w:val="2"/>
+                <w:sz w:val="22"/>
+                <w:szCs w:val="22"/>
+                <w:lang w:eastAsia="en-US" w:bidi="ar-SA"/>
+              </w:rPr>
+              <w:t>0</w:t>
             </w:r>
           </w:p>
         </w:tc>
@@ -2973,39 +3006,6 @@
                 <w:szCs w:val="22"/>
                 <w:lang w:eastAsia="en-US" w:bidi="ar-SA"/>
               </w:rPr>
-              <w:t>0</w:t>
-            </w:r>
-          </w:p>
-        </w:tc>
-        <w:tc>
-          <w:tcPr>
-            <w:tcW w:w="1136" w:type="dxa"/>
-            <w:tcBorders/>
-            <w:vAlign w:val="center"/>
-          </w:tcPr>
-          <w:p>
-            <w:pPr>
-              <w:pStyle w:val="PunktyTabela"/>
-              <w:widowControl/>
-              <w:suppressAutoHyphens w:val="true"/>
-              <w:spacing w:before="0" w:after="0"/>
-              <w:jc w:val="center"/>
-              <w:rPr>
-                <w:rFonts w:ascii="Calibri" w:hAnsi="Calibri" w:eastAsia="Calibri" w:cs="Arial"/>
-                <w:kern w:val="2"/>
-                <w:sz w:val="22"/>
-                <w:szCs w:val="22"/>
-                <w:lang w:eastAsia="en-US" w:bidi="ar-SA"/>
-              </w:rPr>
-            </w:pPr>
-            <w:r>
-              <w:rPr>
-                <w:rFonts w:eastAsia="Calibri" w:cs="Arial"/>
-                <w:kern w:val="2"/>
-                <w:sz w:val="22"/>
-                <w:szCs w:val="22"/>
-                <w:lang w:eastAsia="en-US" w:bidi="ar-SA"/>
-              </w:rPr>
               <w:t>1</w:t>
             </w:r>
           </w:p>
@@ -3157,7 +3157,7 @@
         <w:rPr/>
         <w:drawing>
           <wp:inline distT="0" distB="0" distL="0" distR="0">
-            <wp:extent cx="3050540" cy="2157730"/>
+            <wp:extent cx="4334510" cy="3065780"/>
             <wp:effectExtent l="0" t="0" r="0" b="0"/>
             <wp:docPr id="6" name="Obraz 1727759749"/>
             <wp:cNvGraphicFramePr>
@@ -3181,7 +3181,7 @@
                   <pic:spPr bwMode="auto">
                     <a:xfrm>
                       <a:off x="0" y="0"/>
-                      <a:ext cx="3050540" cy="2157730"/>
+                      <a:ext cx="4334510" cy="3065780"/>
                     </a:xfrm>
                     <a:prstGeom prst="rect">
                       <a:avLst/>
@@ -3208,11 +3208,11 @@
           <w:bottom w:w="0" w:type="dxa"/>
           <w:end w:w="108" w:type="dxa"/>
         </w:tblCellMar>
-        <w:tblLook w:firstRow="1" w:noVBand="1" w:lastRow="0" w:firstColumn="1" w:lastColumn="0" w:noHBand="0" w:val="04a0"/>
+        <w:tblLook w:val="04a0" w:noVBand="1" w:noHBand="0" w:lastColumn="0" w:firstColumn="1" w:lastRow="0" w:firstRow="1"/>
       </w:tblPr>
       <w:tblGrid>
-        <w:gridCol w:w="8194"/>
-        <w:gridCol w:w="1136"/>
+        <w:gridCol w:w="8192"/>
+        <w:gridCol w:w="1138"/>
         <w:gridCol w:w="1136"/>
       </w:tblGrid>
       <w:tr>
@@ -3221,7 +3221,7 @@
         </w:trPr>
         <w:tc>
           <w:tcPr>
-            <w:tcW w:w="8194" w:type="dxa"/>
+            <w:tcW w:w="8192" w:type="dxa"/>
             <w:tcBorders/>
             <w:vAlign w:val="center"/>
           </w:tcPr>
@@ -3249,6 +3249,39 @@
                 <w:lang w:eastAsia="en-US" w:bidi="ar-SA"/>
               </w:rPr>
               <w:t>Punkty:</w:t>
+            </w:r>
+          </w:p>
+        </w:tc>
+        <w:tc>
+          <w:tcPr>
+            <w:tcW w:w="1138" w:type="dxa"/>
+            <w:tcBorders/>
+            <w:vAlign w:val="center"/>
+          </w:tcPr>
+          <w:p>
+            <w:pPr>
+              <w:pStyle w:val="PunktyTabela"/>
+              <w:widowControl/>
+              <w:suppressAutoHyphens w:val="true"/>
+              <w:spacing w:before="0" w:after="0"/>
+              <w:jc w:val="center"/>
+              <w:rPr>
+                <w:rFonts w:ascii="Calibri" w:hAnsi="Calibri" w:eastAsia="Calibri" w:cs="Arial"/>
+                <w:kern w:val="2"/>
+                <w:sz w:val="22"/>
+                <w:szCs w:val="22"/>
+                <w:lang w:eastAsia="en-US" w:bidi="ar-SA"/>
+              </w:rPr>
+            </w:pPr>
+            <w:r>
+              <w:rPr>
+                <w:rFonts w:eastAsia="Calibri" w:cs="Arial"/>
+                <w:kern w:val="2"/>
+                <w:sz w:val="22"/>
+                <w:szCs w:val="22"/>
+                <w:lang w:eastAsia="en-US" w:bidi="ar-SA"/>
+              </w:rPr>
+              <w:t>0</w:t>
             </w:r>
           </w:p>
         </w:tc>
@@ -3281,39 +3314,6 @@
                 <w:szCs w:val="22"/>
                 <w:lang w:eastAsia="en-US" w:bidi="ar-SA"/>
               </w:rPr>
-              <w:t>0</w:t>
-            </w:r>
-          </w:p>
-        </w:tc>
-        <w:tc>
-          <w:tcPr>
-            <w:tcW w:w="1136" w:type="dxa"/>
-            <w:tcBorders/>
-            <w:vAlign w:val="center"/>
-          </w:tcPr>
-          <w:p>
-            <w:pPr>
-              <w:pStyle w:val="PunktyTabela"/>
-              <w:widowControl/>
-              <w:suppressAutoHyphens w:val="true"/>
-              <w:spacing w:before="0" w:after="0"/>
-              <w:jc w:val="center"/>
-              <w:rPr>
-                <w:rFonts w:ascii="Calibri" w:hAnsi="Calibri" w:eastAsia="Calibri" w:cs="Arial"/>
-                <w:kern w:val="2"/>
-                <w:sz w:val="22"/>
-                <w:szCs w:val="22"/>
-                <w:lang w:eastAsia="en-US" w:bidi="ar-SA"/>
-              </w:rPr>
-            </w:pPr>
-            <w:r>
-              <w:rPr>
-                <w:rFonts w:eastAsia="Calibri" w:cs="Arial"/>
-                <w:kern w:val="2"/>
-                <w:sz w:val="22"/>
-                <w:szCs w:val="22"/>
-                <w:lang w:eastAsia="en-US" w:bidi="ar-SA"/>
-              </w:rPr>
               <w:t>1</w:t>
             </w:r>
           </w:p>
@@ -3694,6 +3694,26 @@
       <w:r>
         <w:rPr/>
         <w:t>):</w:t>
+      </w:r>
+      <w:r>
+        <w:rPr>
+          <w:rStyle w:val="inline-code"/>
+        </w:rPr>
+        <w:t xml:space="preserve"> </w:t>
+      </w:r>
+      <w:r>
+        <w:rPr>
+          <w:rStyle w:val="inline-code"/>
+          <w:shd w:fill="81D41A" w:val="clear"/>
+        </w:rPr>
+        <w:t xml:space="preserve">Poprawione, jest postsCarS (s na koncu dodatkowe by ctrl+f zrobic). </w:t>
+      </w:r>
+      <w:r>
+        <w:rPr>
+          <w:rStyle w:val="inline-code"/>
+          <w:shd w:fill="81D41A" w:val="clear"/>
+        </w:rPr>
+        <w:t xml:space="preserve"> </w:t>
       </w:r>
     </w:p>
     <w:p>
@@ -3793,7 +3813,7 @@
         <w:rPr/>
         <w:drawing>
           <wp:inline distT="0" distB="0" distL="0" distR="0">
-            <wp:extent cx="2259965" cy="899795"/>
+            <wp:extent cx="2259965" cy="1311910"/>
             <wp:effectExtent l="0" t="0" r="0" b="0"/>
             <wp:docPr id="8" name="Obraz 2097446899"/>
             <wp:cNvGraphicFramePr>
@@ -3817,7 +3837,7 @@
                   <pic:spPr bwMode="auto">
                     <a:xfrm>
                       <a:off x="0" y="0"/>
-                      <a:ext cx="2259965" cy="899795"/>
+                      <a:ext cx="2259965" cy="1311910"/>
                     </a:xfrm>
                     <a:prstGeom prst="rect">
                       <a:avLst/>
@@ -3844,11 +3864,11 @@
           <w:bottom w:w="0" w:type="dxa"/>
           <w:end w:w="108" w:type="dxa"/>
         </w:tblCellMar>
-        <w:tblLook w:firstRow="1" w:noVBand="1" w:lastRow="0" w:firstColumn="1" w:lastColumn="0" w:noHBand="0" w:val="04a0"/>
+        <w:tblLook w:val="04a0" w:noVBand="1" w:noHBand="0" w:lastColumn="0" w:firstColumn="1" w:lastRow="0" w:firstRow="1"/>
       </w:tblPr>
       <w:tblGrid>
-        <w:gridCol w:w="8194"/>
-        <w:gridCol w:w="1136"/>
+        <w:gridCol w:w="8192"/>
+        <w:gridCol w:w="1138"/>
         <w:gridCol w:w="1136"/>
       </w:tblGrid>
       <w:tr>
@@ -3857,7 +3877,7 @@
         </w:trPr>
         <w:tc>
           <w:tcPr>
-            <w:tcW w:w="8194" w:type="dxa"/>
+            <w:tcW w:w="8192" w:type="dxa"/>
             <w:tcBorders/>
             <w:vAlign w:val="center"/>
           </w:tcPr>
@@ -3885,6 +3905,39 @@
                 <w:lang w:eastAsia="en-US" w:bidi="ar-SA"/>
               </w:rPr>
               <w:t>Punkty:</w:t>
+            </w:r>
+          </w:p>
+        </w:tc>
+        <w:tc>
+          <w:tcPr>
+            <w:tcW w:w="1138" w:type="dxa"/>
+            <w:tcBorders/>
+            <w:vAlign w:val="center"/>
+          </w:tcPr>
+          <w:p>
+            <w:pPr>
+              <w:pStyle w:val="PunktyTabela"/>
+              <w:widowControl/>
+              <w:suppressAutoHyphens w:val="true"/>
+              <w:spacing w:before="0" w:after="0"/>
+              <w:jc w:val="center"/>
+              <w:rPr>
+                <w:rFonts w:ascii="Calibri" w:hAnsi="Calibri" w:eastAsia="Calibri" w:cs="Arial"/>
+                <w:kern w:val="2"/>
+                <w:sz w:val="22"/>
+                <w:szCs w:val="22"/>
+                <w:lang w:eastAsia="en-US" w:bidi="ar-SA"/>
+              </w:rPr>
+            </w:pPr>
+            <w:r>
+              <w:rPr>
+                <w:rFonts w:eastAsia="Calibri" w:cs="Arial"/>
+                <w:kern w:val="2"/>
+                <w:sz w:val="22"/>
+                <w:szCs w:val="22"/>
+                <w:lang w:eastAsia="en-US" w:bidi="ar-SA"/>
+              </w:rPr>
+              <w:t>0</w:t>
             </w:r>
           </w:p>
         </w:tc>
@@ -3917,39 +3970,6 @@
                 <w:szCs w:val="22"/>
                 <w:lang w:eastAsia="en-US" w:bidi="ar-SA"/>
               </w:rPr>
-              <w:t>0</w:t>
-            </w:r>
-          </w:p>
-        </w:tc>
-        <w:tc>
-          <w:tcPr>
-            <w:tcW w:w="1136" w:type="dxa"/>
-            <w:tcBorders/>
-            <w:vAlign w:val="center"/>
-          </w:tcPr>
-          <w:p>
-            <w:pPr>
-              <w:pStyle w:val="PunktyTabela"/>
-              <w:widowControl/>
-              <w:suppressAutoHyphens w:val="true"/>
-              <w:spacing w:before="0" w:after="0"/>
-              <w:jc w:val="center"/>
-              <w:rPr>
-                <w:rFonts w:ascii="Calibri" w:hAnsi="Calibri" w:eastAsia="Calibri" w:cs="Arial"/>
-                <w:kern w:val="2"/>
-                <w:sz w:val="22"/>
-                <w:szCs w:val="22"/>
-                <w:lang w:eastAsia="en-US" w:bidi="ar-SA"/>
-              </w:rPr>
-            </w:pPr>
-            <w:r>
-              <w:rPr>
-                <w:rFonts w:eastAsia="Calibri" w:cs="Arial"/>
-                <w:kern w:val="2"/>
-                <w:sz w:val="22"/>
-                <w:szCs w:val="22"/>
-                <w:lang w:eastAsia="en-US" w:bidi="ar-SA"/>
-              </w:rPr>
               <w:t>1</w:t>
             </w:r>
           </w:p>
@@ -3989,6 +4009,27 @@
       <w:r>
         <w:rPr/>
         <w:t>):</w:t>
+      </w:r>
+      <w:r>
+        <w:rPr>
+          <w:rStyle w:val="inline-code"/>
+          <w:shd w:fill="81D41A" w:val="clear"/>
+        </w:rPr>
+        <w:t xml:space="preserve">Poprawione, jest postsCarS (s na koncu dodatkowe by ctrl+f zrobic). </w:t>
+      </w:r>
+      <w:r>
+        <w:rPr>
+          <w:rStyle w:val="inline-code"/>
+          <w:shd w:fill="81D41A" w:val="clear"/>
+        </w:rPr>
+        <w:t xml:space="preserve"> </w:t>
+      </w:r>
+      <w:r>
+        <w:rPr>
+          <w:rStyle w:val="inline-code"/>
+          <w:shd w:fill="81D41A" w:val="clear"/>
+        </w:rPr>
+        <w:t xml:space="preserve"> </w:t>
       </w:r>
     </w:p>
     <w:p>
@@ -4088,7 +4129,7 @@
         <w:rPr/>
         <w:drawing>
           <wp:inline distT="0" distB="0" distL="0" distR="0">
-            <wp:extent cx="899795" cy="899795"/>
+            <wp:extent cx="2216785" cy="2216785"/>
             <wp:effectExtent l="0" t="0" r="0" b="0"/>
             <wp:docPr id="10" name="Obraz 1322985516"/>
             <wp:cNvGraphicFramePr>
@@ -4112,7 +4153,7 @@
                   <pic:spPr bwMode="auto">
                     <a:xfrm>
                       <a:off x="0" y="0"/>
-                      <a:ext cx="899795" cy="899795"/>
+                      <a:ext cx="2216785" cy="2216785"/>
                     </a:xfrm>
                     <a:prstGeom prst="rect">
                       <a:avLst/>
@@ -4139,11 +4180,11 @@
           <w:bottom w:w="0" w:type="dxa"/>
           <w:end w:w="108" w:type="dxa"/>
         </w:tblCellMar>
-        <w:tblLook w:firstRow="1" w:noVBand="1" w:lastRow="0" w:firstColumn="1" w:lastColumn="0" w:noHBand="0" w:val="04a0"/>
+        <w:tblLook w:val="04a0" w:noVBand="1" w:noHBand="0" w:lastColumn="0" w:firstColumn="1" w:lastRow="0" w:firstRow="1"/>
       </w:tblPr>
       <w:tblGrid>
-        <w:gridCol w:w="8194"/>
-        <w:gridCol w:w="1136"/>
+        <w:gridCol w:w="8192"/>
+        <w:gridCol w:w="1138"/>
         <w:gridCol w:w="1136"/>
       </w:tblGrid>
       <w:tr>
@@ -4152,7 +4193,7 @@
         </w:trPr>
         <w:tc>
           <w:tcPr>
-            <w:tcW w:w="8194" w:type="dxa"/>
+            <w:tcW w:w="8192" w:type="dxa"/>
             <w:tcBorders/>
             <w:vAlign w:val="center"/>
           </w:tcPr>
@@ -4180,6 +4221,39 @@
                 <w:lang w:eastAsia="en-US" w:bidi="ar-SA"/>
               </w:rPr>
               <w:t>Punkty:</w:t>
+            </w:r>
+          </w:p>
+        </w:tc>
+        <w:tc>
+          <w:tcPr>
+            <w:tcW w:w="1138" w:type="dxa"/>
+            <w:tcBorders/>
+            <w:vAlign w:val="center"/>
+          </w:tcPr>
+          <w:p>
+            <w:pPr>
+              <w:pStyle w:val="PunktyTabela"/>
+              <w:widowControl/>
+              <w:suppressAutoHyphens w:val="true"/>
+              <w:spacing w:before="0" w:after="0"/>
+              <w:jc w:val="center"/>
+              <w:rPr>
+                <w:rFonts w:ascii="Calibri" w:hAnsi="Calibri" w:eastAsia="Calibri" w:cs="Arial"/>
+                <w:kern w:val="2"/>
+                <w:sz w:val="22"/>
+                <w:szCs w:val="22"/>
+                <w:lang w:eastAsia="en-US" w:bidi="ar-SA"/>
+              </w:rPr>
+            </w:pPr>
+            <w:r>
+              <w:rPr>
+                <w:rFonts w:eastAsia="Calibri" w:cs="Arial"/>
+                <w:kern w:val="2"/>
+                <w:sz w:val="22"/>
+                <w:szCs w:val="22"/>
+                <w:lang w:eastAsia="en-US" w:bidi="ar-SA"/>
+              </w:rPr>
+              <w:t>0</w:t>
             </w:r>
           </w:p>
         </w:tc>
@@ -4212,39 +4286,6 @@
                 <w:szCs w:val="22"/>
                 <w:lang w:eastAsia="en-US" w:bidi="ar-SA"/>
               </w:rPr>
-              <w:t>0</w:t>
-            </w:r>
-          </w:p>
-        </w:tc>
-        <w:tc>
-          <w:tcPr>
-            <w:tcW w:w="1136" w:type="dxa"/>
-            <w:tcBorders/>
-            <w:vAlign w:val="center"/>
-          </w:tcPr>
-          <w:p>
-            <w:pPr>
-              <w:pStyle w:val="PunktyTabela"/>
-              <w:widowControl/>
-              <w:suppressAutoHyphens w:val="true"/>
-              <w:spacing w:before="0" w:after="0"/>
-              <w:jc w:val="center"/>
-              <w:rPr>
-                <w:rFonts w:ascii="Calibri" w:hAnsi="Calibri" w:eastAsia="Calibri" w:cs="Arial"/>
-                <w:kern w:val="2"/>
-                <w:sz w:val="22"/>
-                <w:szCs w:val="22"/>
-                <w:lang w:eastAsia="en-US" w:bidi="ar-SA"/>
-              </w:rPr>
-            </w:pPr>
-            <w:r>
-              <w:rPr>
-                <w:rFonts w:eastAsia="Calibri" w:cs="Arial"/>
-                <w:kern w:val="2"/>
-                <w:sz w:val="22"/>
-                <w:szCs w:val="22"/>
-                <w:lang w:eastAsia="en-US" w:bidi="ar-SA"/>
-              </w:rPr>
               <w:t>1</w:t>
             </w:r>
           </w:p>
@@ -4267,22 +4308,25 @@
     <w:p>
       <w:pPr>
         <w:pStyle w:val="Zadanie"/>
-        <w:rPr>
-          <w:rStyle w:val="inline-code"/>
-        </w:rPr>
-      </w:pPr>
-      <w:r>
-        <w:rPr/>
+        <w:rPr/>
+      </w:pPr>
+      <w:r>
+        <w:rPr>
+          <w:shd w:fill="81D41A" w:val="clear"/>
+        </w:rPr>
         <w:t>Wstaw zrzut ekranu kodu tworzenia (</w:t>
       </w:r>
       <w:r>
         <w:rPr>
           <w:rStyle w:val="inline-code"/>
+          <w:shd w:fill="81D41A" w:val="clear"/>
         </w:rPr>
         <w:t>createAction</w:t>
       </w:r>
       <w:r>
-        <w:rPr/>
+        <w:rPr>
+          <w:shd w:fill="81D41A" w:val="clear"/>
+        </w:rPr>
         <w:t>):</w:t>
       </w:r>
     </w:p>
@@ -4307,7 +4351,7 @@
         <w:rPr/>
         <w:drawing>
           <wp:inline distT="0" distB="0" distL="0" distR="0">
-            <wp:extent cx="4683125" cy="2316480"/>
+            <wp:extent cx="5796280" cy="2867025"/>
             <wp:effectExtent l="0" t="0" r="0" b="0"/>
             <wp:docPr id="11" name="Obraz 1790247831"/>
             <wp:cNvGraphicFramePr>
@@ -4331,7 +4375,7 @@
                   <pic:spPr bwMode="auto">
                     <a:xfrm>
                       <a:off x="0" y="0"/>
-                      <a:ext cx="4683125" cy="2316480"/>
+                      <a:ext cx="5796280" cy="2867025"/>
                     </a:xfrm>
                     <a:prstGeom prst="rect">
                       <a:avLst/>
@@ -4434,11 +4478,11 @@
           <w:bottom w:w="0" w:type="dxa"/>
           <w:end w:w="108" w:type="dxa"/>
         </w:tblCellMar>
-        <w:tblLook w:firstRow="1" w:noVBand="1" w:lastRow="0" w:firstColumn="1" w:lastColumn="0" w:noHBand="0" w:val="04a0"/>
+        <w:tblLook w:val="04a0" w:noVBand="1" w:noHBand="0" w:lastColumn="0" w:firstColumn="1" w:lastRow="0" w:firstRow="1"/>
       </w:tblPr>
       <w:tblGrid>
-        <w:gridCol w:w="8194"/>
-        <w:gridCol w:w="1136"/>
+        <w:gridCol w:w="8192"/>
+        <w:gridCol w:w="1138"/>
         <w:gridCol w:w="1136"/>
       </w:tblGrid>
       <w:tr>
@@ -4447,7 +4491,7 @@
         </w:trPr>
         <w:tc>
           <w:tcPr>
-            <w:tcW w:w="8194" w:type="dxa"/>
+            <w:tcW w:w="8192" w:type="dxa"/>
             <w:tcBorders/>
             <w:vAlign w:val="center"/>
           </w:tcPr>
@@ -4475,6 +4519,39 @@
                 <w:lang w:eastAsia="en-US" w:bidi="ar-SA"/>
               </w:rPr>
               <w:t>Punkty:</w:t>
+            </w:r>
+          </w:p>
+        </w:tc>
+        <w:tc>
+          <w:tcPr>
+            <w:tcW w:w="1138" w:type="dxa"/>
+            <w:tcBorders/>
+            <w:vAlign w:val="center"/>
+          </w:tcPr>
+          <w:p>
+            <w:pPr>
+              <w:pStyle w:val="PunktyTabela"/>
+              <w:widowControl/>
+              <w:suppressAutoHyphens w:val="true"/>
+              <w:spacing w:before="0" w:after="0"/>
+              <w:jc w:val="center"/>
+              <w:rPr>
+                <w:rFonts w:ascii="Calibri" w:hAnsi="Calibri" w:eastAsia="Calibri" w:cs="Arial"/>
+                <w:kern w:val="2"/>
+                <w:sz w:val="22"/>
+                <w:szCs w:val="22"/>
+                <w:lang w:eastAsia="en-US" w:bidi="ar-SA"/>
+              </w:rPr>
+            </w:pPr>
+            <w:r>
+              <w:rPr>
+                <w:rFonts w:eastAsia="Calibri" w:cs="Arial"/>
+                <w:kern w:val="2"/>
+                <w:sz w:val="22"/>
+                <w:szCs w:val="22"/>
+                <w:lang w:eastAsia="en-US" w:bidi="ar-SA"/>
+              </w:rPr>
+              <w:t>0</w:t>
             </w:r>
           </w:p>
         </w:tc>
@@ -4507,39 +4584,6 @@
                 <w:szCs w:val="22"/>
                 <w:lang w:eastAsia="en-US" w:bidi="ar-SA"/>
               </w:rPr>
-              <w:t>0</w:t>
-            </w:r>
-          </w:p>
-        </w:tc>
-        <w:tc>
-          <w:tcPr>
-            <w:tcW w:w="1136" w:type="dxa"/>
-            <w:tcBorders/>
-            <w:vAlign w:val="center"/>
-          </w:tcPr>
-          <w:p>
-            <w:pPr>
-              <w:pStyle w:val="PunktyTabela"/>
-              <w:widowControl/>
-              <w:suppressAutoHyphens w:val="true"/>
-              <w:spacing w:before="0" w:after="0"/>
-              <w:jc w:val="center"/>
-              <w:rPr>
-                <w:rFonts w:ascii="Calibri" w:hAnsi="Calibri" w:eastAsia="Calibri" w:cs="Arial"/>
-                <w:kern w:val="2"/>
-                <w:sz w:val="22"/>
-                <w:szCs w:val="22"/>
-                <w:lang w:eastAsia="en-US" w:bidi="ar-SA"/>
-              </w:rPr>
-            </w:pPr>
-            <w:r>
-              <w:rPr>
-                <w:rFonts w:eastAsia="Calibri" w:cs="Arial"/>
-                <w:kern w:val="2"/>
-                <w:sz w:val="22"/>
-                <w:szCs w:val="22"/>
-                <w:lang w:eastAsia="en-US" w:bidi="ar-SA"/>
-              </w:rPr>
               <w:t>1</w:t>
             </w:r>
           </w:p>
@@ -4562,23 +4606,33 @@
     <w:p>
       <w:pPr>
         <w:pStyle w:val="Zadanie"/>
-        <w:rPr>
-          <w:rStyle w:val="inline-code"/>
-        </w:rPr>
-      </w:pPr>
-      <w:r>
-        <w:rPr/>
+        <w:rPr/>
+      </w:pPr>
+      <w:r>
+        <w:rPr>
+          <w:shd w:fill="81D41A" w:val="clear"/>
+        </w:rPr>
         <w:t>Wstaw zrzut ekranu kodu edycji (</w:t>
       </w:r>
       <w:r>
         <w:rPr>
           <w:rStyle w:val="inline-code"/>
+          <w:shd w:fill="81D41A" w:val="clear"/>
         </w:rPr>
         <w:t>editAction</w:t>
       </w:r>
       <w:r>
-        <w:rPr/>
+        <w:rPr>
+          <w:shd w:fill="81D41A" w:val="clear"/>
+        </w:rPr>
         <w:t>):</w:t>
+      </w:r>
+      <w:r>
+        <w:rPr>
+          <w:rStyle w:val="inline-code"/>
+          <w:shd w:fill="81D41A" w:val="clear"/>
+        </w:rPr>
+        <w:t xml:space="preserve"> </w:t>
       </w:r>
     </w:p>
     <w:p>
@@ -4602,7 +4656,7 @@
         <w:rPr/>
         <w:drawing>
           <wp:inline distT="0" distB="0" distL="0" distR="0">
-            <wp:extent cx="5894705" cy="2456180"/>
+            <wp:extent cx="6727190" cy="2802890"/>
             <wp:effectExtent l="0" t="0" r="0" b="0"/>
             <wp:docPr id="13" name="Obraz 2050148037"/>
             <wp:cNvGraphicFramePr>
@@ -4626,7 +4680,7 @@
                   <pic:spPr bwMode="auto">
                     <a:xfrm>
                       <a:off x="0" y="0"/>
-                      <a:ext cx="5894705" cy="2456180"/>
+                      <a:ext cx="6727190" cy="2802890"/>
                     </a:xfrm>
                     <a:prstGeom prst="rect">
                       <a:avLst/>
@@ -4729,11 +4783,11 @@
           <w:bottom w:w="0" w:type="dxa"/>
           <w:end w:w="108" w:type="dxa"/>
         </w:tblCellMar>
-        <w:tblLook w:firstRow="1" w:noVBand="1" w:lastRow="0" w:firstColumn="1" w:lastColumn="0" w:noHBand="0" w:val="04a0"/>
+        <w:tblLook w:val="04a0" w:noVBand="1" w:noHBand="0" w:lastColumn="0" w:firstColumn="1" w:lastRow="0" w:firstRow="1"/>
       </w:tblPr>
       <w:tblGrid>
-        <w:gridCol w:w="8194"/>
-        <w:gridCol w:w="1136"/>
+        <w:gridCol w:w="8192"/>
+        <w:gridCol w:w="1138"/>
         <w:gridCol w:w="1136"/>
       </w:tblGrid>
       <w:tr>
@@ -4742,7 +4796,7 @@
         </w:trPr>
         <w:tc>
           <w:tcPr>
-            <w:tcW w:w="8194" w:type="dxa"/>
+            <w:tcW w:w="8192" w:type="dxa"/>
             <w:tcBorders/>
             <w:vAlign w:val="center"/>
           </w:tcPr>
@@ -4770,6 +4824,39 @@
                 <w:lang w:eastAsia="en-US" w:bidi="ar-SA"/>
               </w:rPr>
               <w:t>Punkty:</w:t>
+            </w:r>
+          </w:p>
+        </w:tc>
+        <w:tc>
+          <w:tcPr>
+            <w:tcW w:w="1138" w:type="dxa"/>
+            <w:tcBorders/>
+            <w:vAlign w:val="center"/>
+          </w:tcPr>
+          <w:p>
+            <w:pPr>
+              <w:pStyle w:val="PunktyTabela"/>
+              <w:widowControl/>
+              <w:suppressAutoHyphens w:val="true"/>
+              <w:spacing w:before="0" w:after="0"/>
+              <w:jc w:val="center"/>
+              <w:rPr>
+                <w:rFonts w:ascii="Calibri" w:hAnsi="Calibri" w:eastAsia="Calibri" w:cs="Arial"/>
+                <w:kern w:val="2"/>
+                <w:sz w:val="22"/>
+                <w:szCs w:val="22"/>
+                <w:lang w:eastAsia="en-US" w:bidi="ar-SA"/>
+              </w:rPr>
+            </w:pPr>
+            <w:r>
+              <w:rPr>
+                <w:rFonts w:eastAsia="Calibri" w:cs="Arial"/>
+                <w:kern w:val="2"/>
+                <w:sz w:val="22"/>
+                <w:szCs w:val="22"/>
+                <w:lang w:eastAsia="en-US" w:bidi="ar-SA"/>
+              </w:rPr>
+              <w:t>0</w:t>
             </w:r>
           </w:p>
         </w:tc>
@@ -4802,39 +4889,6 @@
                 <w:szCs w:val="22"/>
                 <w:lang w:eastAsia="en-US" w:bidi="ar-SA"/>
               </w:rPr>
-              <w:t>0</w:t>
-            </w:r>
-          </w:p>
-        </w:tc>
-        <w:tc>
-          <w:tcPr>
-            <w:tcW w:w="1136" w:type="dxa"/>
-            <w:tcBorders/>
-            <w:vAlign w:val="center"/>
-          </w:tcPr>
-          <w:p>
-            <w:pPr>
-              <w:pStyle w:val="PunktyTabela"/>
-              <w:widowControl/>
-              <w:suppressAutoHyphens w:val="true"/>
-              <w:spacing w:before="0" w:after="0"/>
-              <w:jc w:val="center"/>
-              <w:rPr>
-                <w:rFonts w:ascii="Calibri" w:hAnsi="Calibri" w:eastAsia="Calibri" w:cs="Arial"/>
-                <w:kern w:val="2"/>
-                <w:sz w:val="22"/>
-                <w:szCs w:val="22"/>
-                <w:lang w:eastAsia="en-US" w:bidi="ar-SA"/>
-              </w:rPr>
-            </w:pPr>
-            <w:r>
-              <w:rPr>
-                <w:rFonts w:eastAsia="Calibri" w:cs="Arial"/>
-                <w:kern w:val="2"/>
-                <w:sz w:val="22"/>
-                <w:szCs w:val="22"/>
-                <w:lang w:eastAsia="en-US" w:bidi="ar-SA"/>
-              </w:rPr>
               <w:t>1</w:t>
             </w:r>
           </w:p>
@@ -4857,23 +4911,33 @@
     <w:p>
       <w:pPr>
         <w:pStyle w:val="Zadanie"/>
-        <w:rPr>
-          <w:rStyle w:val="inline-code"/>
-        </w:rPr>
-      </w:pPr>
-      <w:r>
-        <w:rPr/>
+        <w:rPr/>
+      </w:pPr>
+      <w:r>
+        <w:rPr>
+          <w:shd w:fill="81D41A" w:val="clear"/>
+        </w:rPr>
         <w:t>Wstaw zrzut ekranu kodu kasowania (</w:t>
       </w:r>
       <w:r>
         <w:rPr>
           <w:rStyle w:val="inline-code"/>
+          <w:shd w:fill="81D41A" w:val="clear"/>
         </w:rPr>
         <w:t>deleteAction</w:t>
       </w:r>
       <w:r>
-        <w:rPr/>
+        <w:rPr>
+          <w:shd w:fill="81D41A" w:val="clear"/>
+        </w:rPr>
         <w:t>):</w:t>
+      </w:r>
+      <w:r>
+        <w:rPr>
+          <w:rStyle w:val="inline-code"/>
+          <w:shd w:fill="81D41A" w:val="clear"/>
+        </w:rPr>
+        <w:t xml:space="preserve"> </w:t>
       </w:r>
     </w:p>
     <w:p>
@@ -4897,7 +4961,7 @@
         <w:rPr/>
         <w:drawing>
           <wp:inline distT="0" distB="0" distL="0" distR="0">
-            <wp:extent cx="4229735" cy="1732280"/>
+            <wp:extent cx="4962525" cy="2032635"/>
             <wp:effectExtent l="0" t="0" r="0" b="0"/>
             <wp:docPr id="15" name="Obraz 1579544073"/>
             <wp:cNvGraphicFramePr>
@@ -4921,7 +4985,7 @@
                   <pic:spPr bwMode="auto">
                     <a:xfrm>
                       <a:off x="0" y="0"/>
-                      <a:ext cx="4229735" cy="1732280"/>
+                      <a:ext cx="4962525" cy="2032635"/>
                     </a:xfrm>
                     <a:prstGeom prst="rect">
                       <a:avLst/>
@@ -4957,11 +5021,11 @@
           <w:bottom w:w="0" w:type="dxa"/>
           <w:end w:w="108" w:type="dxa"/>
         </w:tblCellMar>
-        <w:tblLook w:firstRow="1" w:noVBand="1" w:lastRow="0" w:firstColumn="1" w:lastColumn="0" w:noHBand="0" w:val="04a0"/>
+        <w:tblLook w:val="04a0" w:noVBand="1" w:noHBand="0" w:lastColumn="0" w:firstColumn="1" w:lastRow="0" w:firstRow="1"/>
       </w:tblPr>
       <w:tblGrid>
-        <w:gridCol w:w="8194"/>
-        <w:gridCol w:w="1136"/>
+        <w:gridCol w:w="8192"/>
+        <w:gridCol w:w="1138"/>
         <w:gridCol w:w="1136"/>
       </w:tblGrid>
       <w:tr>
@@ -4970,7 +5034,7 @@
         </w:trPr>
         <w:tc>
           <w:tcPr>
-            <w:tcW w:w="8194" w:type="dxa"/>
+            <w:tcW w:w="8192" w:type="dxa"/>
             <w:tcBorders/>
             <w:vAlign w:val="center"/>
           </w:tcPr>
@@ -4998,6 +5062,39 @@
                 <w:lang w:eastAsia="en-US" w:bidi="ar-SA"/>
               </w:rPr>
               <w:t>Punkty:</w:t>
+            </w:r>
+          </w:p>
+        </w:tc>
+        <w:tc>
+          <w:tcPr>
+            <w:tcW w:w="1138" w:type="dxa"/>
+            <w:tcBorders/>
+            <w:vAlign w:val="center"/>
+          </w:tcPr>
+          <w:p>
+            <w:pPr>
+              <w:pStyle w:val="PunktyTabela"/>
+              <w:widowControl/>
+              <w:suppressAutoHyphens w:val="true"/>
+              <w:spacing w:before="0" w:after="0"/>
+              <w:jc w:val="center"/>
+              <w:rPr>
+                <w:rFonts w:ascii="Calibri" w:hAnsi="Calibri" w:eastAsia="Calibri" w:cs="Arial"/>
+                <w:kern w:val="2"/>
+                <w:sz w:val="22"/>
+                <w:szCs w:val="22"/>
+                <w:lang w:eastAsia="en-US" w:bidi="ar-SA"/>
+              </w:rPr>
+            </w:pPr>
+            <w:r>
+              <w:rPr>
+                <w:rFonts w:eastAsia="Calibri" w:cs="Arial"/>
+                <w:kern w:val="2"/>
+                <w:sz w:val="22"/>
+                <w:szCs w:val="22"/>
+                <w:lang w:eastAsia="en-US" w:bidi="ar-SA"/>
+              </w:rPr>
+              <w:t>0</w:t>
             </w:r>
           </w:p>
         </w:tc>
@@ -5030,39 +5127,6 @@
                 <w:szCs w:val="22"/>
                 <w:lang w:eastAsia="en-US" w:bidi="ar-SA"/>
               </w:rPr>
-              <w:t>0</w:t>
-            </w:r>
-          </w:p>
-        </w:tc>
-        <w:tc>
-          <w:tcPr>
-            <w:tcW w:w="1136" w:type="dxa"/>
-            <w:tcBorders/>
-            <w:vAlign w:val="center"/>
-          </w:tcPr>
-          <w:p>
-            <w:pPr>
-              <w:pStyle w:val="PunktyTabela"/>
-              <w:widowControl/>
-              <w:suppressAutoHyphens w:val="true"/>
-              <w:spacing w:before="0" w:after="0"/>
-              <w:jc w:val="center"/>
-              <w:rPr>
-                <w:rFonts w:ascii="Calibri" w:hAnsi="Calibri" w:eastAsia="Calibri" w:cs="Arial"/>
-                <w:kern w:val="2"/>
-                <w:sz w:val="22"/>
-                <w:szCs w:val="22"/>
-                <w:lang w:eastAsia="en-US" w:bidi="ar-SA"/>
-              </w:rPr>
-            </w:pPr>
-            <w:r>
-              <w:rPr>
-                <w:rFonts w:eastAsia="Calibri" w:cs="Arial"/>
-                <w:kern w:val="2"/>
-                <w:sz w:val="22"/>
-                <w:szCs w:val="22"/>
-                <w:lang w:eastAsia="en-US" w:bidi="ar-SA"/>
-              </w:rPr>
               <w:t>1</w:t>
             </w:r>
           </w:p>
@@ -5155,11 +5219,7 @@
       </w:pPr>
       <w:r>
         <w:rPr/>
-        <w:t>…</w:t>
-      </w:r>
-      <w:r>
-        <w:rPr/>
-        <w:t>link, np. https://github.com/.../... …</w:t>
+        <w:t>https://github.com/barczykjakub553-ui/barczykjakub553-ui.github.io/tree/main2/lab-g</w:t>
       </w:r>
     </w:p>
     <w:p>
@@ -5335,7 +5395,7 @@
             <w:sz w:val="24"/>
             <w:szCs w:val="24"/>
           </w:rPr>
-          <w:t>10</w:t>
+          <w:t>8</w:t>
         </w:r>
         <w:r>
           <w:rPr>
@@ -5665,7 +5725,7 @@
       <w:rPr>
         <w:lang w:val="pl-PL"/>
       </w:rPr>
-      <w:t>Nazwisko</w:t>
+      <w:t>barczyk</w:t>
     </w:r>
     <w:r>
       <w:rPr>
@@ -5701,7 +5761,7 @@
       <w:rPr>
         <w:lang w:val="pl-PL"/>
       </w:rPr>
-      <w:t>Imię</w:t>
+      <w:t>jakub</w:t>
     </w:r>
     <w:r>
       <w:rPr>
@@ -6718,18 +6778,18 @@
       <w:lang w:val="pl-PL"/>
     </w:rPr>
   </w:style>
-  <w:style w:type="character" w:styleId="czeindeksuuser">
-    <w:name w:val="Łącze indeksu (user)"/>
-    <w:qFormat/>
-    <w:rPr/>
-  </w:style>
   <w:style w:type="character" w:styleId="czeindeksu">
     <w:name w:val="Łącze indeksu"/>
     <w:qFormat/>
     <w:rPr/>
   </w:style>
-  <w:style w:type="paragraph" w:styleId="Nagwek">
-    <w:name w:val="Nagłówek"/>
+  <w:style w:type="character" w:styleId="IndexLink">
+    <w:name w:val="Index Link"/>
+    <w:qFormat/>
+    <w:rPr/>
+  </w:style>
+  <w:style w:type="paragraph" w:styleId="Heading">
+    <w:name w:val="Heading"/>
     <w:basedOn w:val="Normal"/>
     <w:next w:val="BodyText"/>
     <w:qFormat/>
@@ -6738,7 +6798,7 @@
       <w:spacing w:before="240" w:after="120"/>
     </w:pPr>
     <w:rPr>
-      <w:rFonts w:ascii="Liberation Sans" w:hAnsi="Liberation Sans" w:eastAsia="Microsoft YaHei" w:cs="Arial"/>
+      <w:rFonts w:ascii="Liberation Sans" w:hAnsi="Liberation Sans" w:eastAsia="Arial Unicode MS" w:cs="Arial Unicode MS"/>
       <w:sz w:val="28"/>
       <w:szCs w:val="28"/>
     </w:rPr>
@@ -6775,19 +6835,19 @@
       <w:szCs w:val="24"/>
     </w:rPr>
   </w:style>
-  <w:style w:type="paragraph" w:styleId="Indeks">
-    <w:name w:val="Indeks"/>
+  <w:style w:type="paragraph" w:styleId="Index">
+    <w:name w:val="Index"/>
     <w:basedOn w:val="Normal"/>
     <w:qFormat/>
     <w:pPr>
       <w:suppressLineNumbers/>
     </w:pPr>
     <w:rPr>
-      <w:rFonts w:cs="Arial"/>
+      <w:rFonts w:cs="Arial Unicode MS"/>
     </w:rPr>
   </w:style>
-  <w:style w:type="paragraph" w:styleId="Nagwekuser">
-    <w:name w:val="Nagłówek (user)"/>
+  <w:style w:type="paragraph" w:styleId="Nagwek">
+    <w:name w:val="Nagłówek"/>
     <w:basedOn w:val="Normal"/>
     <w:next w:val="BodyText"/>
     <w:qFormat/>
@@ -6801,8 +6861,8 @@
       <w:szCs w:val="28"/>
     </w:rPr>
   </w:style>
-  <w:style w:type="paragraph" w:styleId="Indeksuser">
-    <w:name w:val="Indeks (user)"/>
+  <w:style w:type="paragraph" w:styleId="Indeks">
+    <w:name w:val="Indeks"/>
     <w:basedOn w:val="Normal"/>
     <w:qFormat/>
     <w:pPr>
@@ -6812,15 +6872,15 @@
       <w:rFonts w:cs="Arial"/>
     </w:rPr>
   </w:style>
-  <w:style w:type="paragraph" w:styleId="Gwkaistopkauser">
-    <w:name w:val="Główka i stopka (user)"/>
+  <w:style w:type="paragraph" w:styleId="Gwkaistopka">
+    <w:name w:val="Główka i stopka"/>
     <w:basedOn w:val="Normal"/>
     <w:qFormat/>
     <w:pPr/>
     <w:rPr/>
   </w:style>
-  <w:style w:type="paragraph" w:styleId="Gwkaistopka">
-    <w:name w:val="Główka i stopka"/>
+  <w:style w:type="paragraph" w:styleId="HeaderandFooter">
+    <w:name w:val="Header and Footer"/>
     <w:basedOn w:val="Normal"/>
     <w:qFormat/>
     <w:pPr/>
@@ -6985,8 +7045,8 @@
       <w:lang w:val="pl-PL"/>
     </w:rPr>
   </w:style>
-  <w:style w:type="numbering" w:styleId="Bezlistyuser" w:default="1">
-    <w:name w:val="Bez listy (user)"/>
+  <w:style w:type="numbering" w:styleId="Bezlisty" w:default="1">
+    <w:name w:val="Bez listy"/>
     <w:uiPriority w:val="99"/>
     <w:semiHidden/>
     <w:unhideWhenUsed/>
@@ -7036,37 +7096,37 @@
         <a:srgbClr val="000000"/>
       </a:dk1>
       <a:lt1>
-        <a:srgbClr val="ffffff"/>
+        <a:srgbClr val="FFFFFF"/>
       </a:lt1>
       <a:dk2>
-        <a:srgbClr val="44546a"/>
+        <a:srgbClr val="44546A"/>
       </a:dk2>
       <a:lt2>
-        <a:srgbClr val="e7e6e6"/>
+        <a:srgbClr val="E7E6E6"/>
       </a:lt2>
       <a:accent1>
-        <a:srgbClr val="4472c4"/>
+        <a:srgbClr val="4472C4"/>
       </a:accent1>
       <a:accent2>
-        <a:srgbClr val="ed7d31"/>
+        <a:srgbClr val="ED7D31"/>
       </a:accent2>
       <a:accent3>
-        <a:srgbClr val="a5a5a5"/>
+        <a:srgbClr val="A5A5A5"/>
       </a:accent3>
       <a:accent4>
-        <a:srgbClr val="ffc000"/>
+        <a:srgbClr val="FFC000"/>
       </a:accent4>
       <a:accent5>
-        <a:srgbClr val="5b9bd5"/>
+        <a:srgbClr val="5B9BD5"/>
       </a:accent5>
       <a:accent6>
-        <a:srgbClr val="70ad47"/>
+        <a:srgbClr val="70AD47"/>
       </a:accent6>
       <a:hlink>
-        <a:srgbClr val="0563c1"/>
+        <a:srgbClr val="0563C1"/>
       </a:hlink>
       <a:folHlink>
-        <a:srgbClr val="954f72"/>
+        <a:srgbClr val="954F72"/>
       </a:folHlink>
     </a:clrScheme>
     <a:fontScheme name="Pakiet Office">
